--- a/project/example/pathway2_separate_paper/paper.docx
+++ b/project/example/pathway2_separate_paper/paper.docx
@@ -174,7 +174,7 @@
         <w:pStyle w:val="Heading2"/>
       </w:pPr>
       <w:r>
-        <w:t xml:space="preserve">1. Introduction</w:t>
+        <w:t xml:space="preserve">1 Introduction</w:t>
       </w:r>
     </w:p>
     <w:p>
@@ -330,7 +330,7 @@
         <w:pStyle w:val="Heading2"/>
       </w:pPr>
       <w:r>
-        <w:t xml:space="preserve">2. Related literature</w:t>
+        <w:t xml:space="preserve">2 Related literature</w:t>
       </w:r>
     </w:p>
     <w:p>
@@ -544,7 +544,7 @@
         <w:pStyle w:val="Heading2"/>
       </w:pPr>
       <w:r>
-        <w:t xml:space="preserve">3. Data and information clock</w:t>
+        <w:t xml:space="preserve">3 Data and information clock</w:t>
       </w:r>
     </w:p>
     <w:p>
@@ -650,7 +650,7 @@
         <w:pStyle w:val="Heading2"/>
       </w:pPr>
       <w:r>
-        <w:t xml:space="preserve">4. Research design</w:t>
+        <w:t xml:space="preserve">4 Research design</w:t>
       </w:r>
     </w:p>
     <w:p>
@@ -808,7 +808,7 @@
         <w:pStyle w:val="Heading2"/>
       </w:pPr>
       <w:r>
-        <w:t xml:space="preserve">5. Results</w:t>
+        <w:t xml:space="preserve">5 Results</w:t>
       </w:r>
     </w:p>
     <w:p>
@@ -1102,7 +1102,7 @@
         <w:pStyle w:val="Heading2"/>
       </w:pPr>
       <w:r>
-        <w:t xml:space="preserve">6. Decision, robustness, and alternative explanations</w:t>
+        <w:t xml:space="preserve">6 Decision, robustness, and alternative explanations</w:t>
       </w:r>
     </w:p>
     <w:p>
@@ -1214,7 +1214,7 @@
         <w:pStyle w:val="Heading2"/>
       </w:pPr>
       <w:r>
-        <w:t xml:space="preserve">7. Limitations</w:t>
+        <w:t xml:space="preserve">7 Limitations</w:t>
       </w:r>
     </w:p>
     <w:p>
@@ -1318,7 +1318,7 @@
         <w:pStyle w:val="Heading2"/>
       </w:pPr>
       <w:r>
-        <w:t xml:space="preserve">8. Conclusion</w:t>
+        <w:t xml:space="preserve">8 Conclusion</w:t>
       </w:r>
     </w:p>
     <w:p>
